--- a/published/ai-es/01_story_time/08_planning/study-guides/08_planning-practice_quiz.docx
+++ b/published/ai-es/01_story_time/08_planning/study-guides/08_planning-practice_quiz.docx
@@ -27,6 +27,11 @@
     </w:p>
     <w:p>
       <w:r>
+        <w:t>Answer: A! Great job! Planning is when you use your brain to think ahead and choose the best thing to do.</w:t>
+      </w:r>
+    </w:p>
+    <w:p>
+      <w:r>
         <w:t>Why did Nutty gather nuts?</w:t>
         <w:br/>
         <w:t xml:space="preserve">    A) He was bored</w:t>
@@ -36,6 +41,11 @@
         <w:t xml:space="preserve">    C) To throw them</w:t>
         <w:br/>
         <w:t xml:space="preserve">    D) To build a castle</w:t>
+      </w:r>
+    </w:p>
+    <w:p>
+      <w:r>
+        <w:t>Answer: B! That's right! Nutty planned ahead so he would have food when winter came. Smart squirrel!</w:t>
       </w:r>
     </w:p>
     <w:p>
@@ -53,6 +63,11 @@
     </w:p>
     <w:p>
       <w:r>
+        <w:t>Answer: B! Nice thinking! Your brain predicts rain, so your plan is to bring an umbrella and stay dry.</w:t>
+      </w:r>
+    </w:p>
+    <w:p>
+      <w:r>
         <w:t>What helps us plan?</w:t>
         <w:br/>
         <w:t xml:space="preserve">    A) Our "Thinking Cap" (imagination)</w:t>
@@ -62,6 +77,11 @@
         <w:t xml:space="preserve">    C) A rock</w:t>
         <w:br/>
         <w:t xml:space="preserve">    D) Nothing</w:t>
+      </w:r>
+    </w:p>
+    <w:p>
+      <w:r>
+        <w:t>Answer: A! Exactly! Your imagination lets you visit the future in your head before you actually go there.</w:t>
       </w:r>
     </w:p>
     <w:p>
@@ -79,6 +99,11 @@
     </w:p>
     <w:p>
       <w:r>
+        <w:t>Answer: B! You got it! Planning helps us pick the path that gets us where we want to go.</w:t>
+      </w:r>
+    </w:p>
+    <w:p>
+      <w:r>
         <w:t>When you play a maze, why do you look ahead?</w:t>
         <w:br/>
         <w:t xml:space="preserve">    A) To see the pretty lines</w:t>
@@ -92,6 +117,11 @@
     </w:p>
     <w:p>
       <w:r>
+        <w:t>Answer: B! Smart! Looking ahead in a maze is planning. You imagine the path before you draw it.</w:t>
+      </w:r>
+    </w:p>
+    <w:p>
+      <w:r>
         <w:t>Can we plan for things far away in the future?</w:t>
         <w:br/>
         <w:t xml:space="preserve">    A) No, only 1 second ahead</w:t>
@@ -101,6 +131,65 @@
         <w:t xml:space="preserve">    C) Only if you are a wizard</w:t>
         <w:br/>
         <w:t xml:space="preserve">    D) Time isn't real</w:t>
+      </w:r>
+    </w:p>
+    <w:p>
+      <w:r>
+        <w:t>Answer: B! That's right! We can plan for tomorrow, next week, or even next year. Planning is a superpower!</w:t>
+      </w:r>
+    </w:p>
+    <w:p>
+      <w:r>
+        <w:t>What did Nutty imagine when he put on his Thinking Cap?</w:t>
+        <w:br/>
+        <w:t xml:space="preserve">    A) Flying to the moon</w:t>
+        <w:br/>
+        <w:t xml:space="preserve">    B) What would happen if he played all day vs. gathered nuts</w:t>
+        <w:br/>
+        <w:t xml:space="preserve">    C) Eating pizza for dinner</w:t>
+        <w:br/>
+        <w:t xml:space="preserve">    D) Swimming in the river</w:t>
+      </w:r>
+    </w:p>
+    <w:p>
+      <w:r>
+        <w:t>Answer: B! Good memory! Nutty imagined two futures: one where he was hungry and cold, and one where he was warm and full.</w:t>
+      </w:r>
+    </w:p>
+    <w:p>
+      <w:r>
+        <w:t>In the maze example, what is the "Right Path"?</w:t>
+        <w:br/>
+        <w:t xml:space="preserve">    A) The path with a scary tiger</w:t>
+        <w:br/>
+        <w:t xml:space="preserve">    B) The path that leads to a yummy strawberry</w:t>
+        <w:br/>
+        <w:t xml:space="preserve">    C) The path that goes in a circle forever</w:t>
+        <w:br/>
+        <w:t xml:space="preserve">    D) The path that is painted red</w:t>
+      </w:r>
+    </w:p>
+    <w:p>
+      <w:r>
+        <w:t>Answer: B! Exactly! Planning means choosing the path that leads to something good and avoiding the path with a tiger.</w:t>
+      </w:r>
+    </w:p>
+    <w:p>
+      <w:r>
+        <w:t>What is the difference between an ant that plays all summer and an ant that plans for winter?</w:t>
+        <w:br/>
+        <w:t xml:space="preserve">    A) The planner is boring</w:t>
+        <w:br/>
+        <w:t xml:space="preserve">    B) The planner will be warm and full when winter comes</w:t>
+        <w:br/>
+        <w:t xml:space="preserve">    C) They are exactly the same</w:t>
+        <w:br/>
+        <w:t xml:space="preserve">    D) The player is smarter</w:t>
+      </w:r>
+    </w:p>
+    <w:p>
+      <w:r>
+        <w:t>Answer: B! That's right! Just like Nutty, the ant that plans ahead has a much better winter. Planning pays off!</w:t>
       </w:r>
     </w:p>
     <w:p>
